--- a/docs/SOP-document-control.docx
+++ b/docs/SOP-document-control.docx
@@ -4,170 +4,376 @@
   <w:body>
     <w:p>
       <w:pPr>
-        <w:spacing w:before="0" w:after="0" w:line="240" w:lineRule="auto"/>
         <w:jc w:val="center"/>
         <w:rPr>
           <w:rFonts w:ascii="TH SarabunPSK" w:hAnsi="TH SarabunPSK" w:cs="TH SarabunPSK"/>
-          <w:b/>
-          <w:bCs/>
-          <w:color w:val="000000" w:themeColor="text1"/>
-          <w:sz w:val="36"/>
-          <w:szCs w:val="36"/>
+          <w:color w:val="000000" w:themeColor="text1"/>
+          <w:sz w:val="32"/>
+          <w:szCs w:val="32"/>
         </w:rPr>
       </w:pPr>
       <w:r>
         <w:rPr>
           <w:rFonts w:ascii="TH SarabunPSK" w:hAnsi="TH SarabunPSK" w:cs="TH SarabunPSK" w:hint="cs"/>
-          <w:b/>
-          <w:bCs/>
+          <w:noProof/>
+          <w:color w:val="000000" w:themeColor="text1"/>
+          <w:sz w:val="32"/>
+          <w:szCs w:val="32"/>
+        </w:rPr>
+        <w:drawing>
+          <wp:inline distT="0" distB="0" distL="0" distR="0" wp14:anchorId="2C6588AA" wp14:editId="4E38B3A7">
+            <wp:extent cx="1680999" cy="1606164"/>
+            <wp:effectExtent l="0" t="0" r="0" b="0"/>
+            <wp:docPr id="8" name="Picture 8" descr="C:\Users\USER\Pictures\200px-TUHospital.jpg"/>
+            <wp:cNvGraphicFramePr>
+              <a:graphicFrameLocks xmlns:a="http://schemas.openxmlformats.org/drawingml/2006/main" noChangeAspect="1"/>
+            </wp:cNvGraphicFramePr>
+            <a:graphic xmlns:a="http://schemas.openxmlformats.org/drawingml/2006/main">
+              <a:graphicData uri="http://schemas.openxmlformats.org/drawingml/2006/picture">
+                <pic:pic xmlns:pic="http://schemas.openxmlformats.org/drawingml/2006/picture">
+                  <pic:nvPicPr>
+                    <pic:cNvPr id="0" name="Picture 1" descr="C:\Users\USER\Pictures\200px-TUHospital.jpg"/>
+                    <pic:cNvPicPr>
+                      <a:picLocks noChangeAspect="1" noChangeArrowheads="1"/>
+                    </pic:cNvPicPr>
+                  </pic:nvPicPr>
+                  <pic:blipFill>
+                    <a:blip r:embed="rId7">
+                      <a:extLst>
+                        <a:ext uri="{28A0092B-C50C-407E-A947-70E740481C1C}">
+                          <a14:useLocalDpi xmlns:a14="http://schemas.microsoft.com/office/drawing/2010/main" val="0"/>
+                        </a:ext>
+                      </a:extLst>
+                    </a:blip>
+                    <a:srcRect/>
+                    <a:stretch>
+                      <a:fillRect/>
+                    </a:stretch>
+                  </pic:blipFill>
+                  <pic:spPr bwMode="auto">
+                    <a:xfrm>
+                      <a:off x="0" y="0"/>
+                      <a:ext cx="1698152" cy="1622554"/>
+                    </a:xfrm>
+                    <a:prstGeom prst="rect">
+                      <a:avLst/>
+                    </a:prstGeom>
+                    <a:noFill/>
+                    <a:ln>
+                      <a:noFill/>
+                    </a:ln>
+                  </pic:spPr>
+                </pic:pic>
+              </a:graphicData>
+            </a:graphic>
+          </wp:inline>
+        </w:drawing>
+      </w:r>
+    </w:p>
+    <w:p>
+      <w:pPr>
+        <w:jc w:val="center"/>
+        <w:rPr>
+          <w:rFonts w:ascii="TH SarabunPSK" w:hAnsi="TH SarabunPSK" w:cs="TH SarabunPSK"/>
+          <w:color w:val="000000" w:themeColor="text1"/>
+          <w:sz w:val="32"/>
+          <w:szCs w:val="32"/>
+        </w:rPr>
+      </w:pPr>
+    </w:p>
+    <w:p>
+      <w:pPr>
+        <w:jc w:val="center"/>
+        <w:rPr>
+          <w:rFonts w:ascii="TH SarabunPSK" w:hAnsi="TH SarabunPSK" w:cs="TH SarabunPSK" w:hint="cs"/>
           <w:color w:val="000000" w:themeColor="text1"/>
           <w:sz w:val="36"/>
           <w:szCs w:val="36"/>
           <w:cs/>
         </w:rPr>
-        <w:t xml:space="preserve">คู่มือมาตรฐานการปฏิบัติงาน</w:t>
+      </w:pPr>
+      <w:r>
+        <w:rPr>
+          <w:rFonts w:ascii="TH SarabunPSK" w:hAnsi="TH SarabunPSK" w:cs="TH SarabunPSK" w:hint="cs"/>
+          <w:color w:val="000000" w:themeColor="text1"/>
+          <w:sz w:val="36"/>
+          <w:szCs w:val="36"/>
+          <w:cs/>
+        </w:rPr>
+        <w:t>คู่มือมาตรฐานการปฏิบัติงาน</w:t>
       </w:r>
     </w:p>
     <w:p>
       <w:pPr>
-        <w:spacing w:before="0" w:after="0" w:line="240" w:lineRule="auto"/>
         <w:jc w:val="center"/>
         <w:rPr>
-          <w:rFonts w:ascii="TH SarabunPSK" w:hAnsi="TH SarabunPSK" w:cs="TH SarabunPSK"/>
-          <w:b/>
-          <w:bCs/>
-          <w:color w:val="000000" w:themeColor="text1"/>
-          <w:sz w:val="32"/>
-          <w:szCs w:val="32"/>
+          <w:rFonts w:ascii="TH SarabunPSK" w:hAnsi="TH SarabunPSK" w:cs="TH SarabunPSK" w:hint="cs"/>
+          <w:color w:val="000000" w:themeColor="text1"/>
+          <w:sz w:val="36"/>
+          <w:szCs w:val="36"/>
+          <w:shd w:val="clear" w:color="auto" w:fill="FFFFFF"/>
         </w:rPr>
       </w:pPr>
       <w:r>
         <w:rPr>
           <w:rFonts w:ascii="TH SarabunPSK" w:hAnsi="TH SarabunPSK" w:cs="TH SarabunPSK" w:hint="cs"/>
-          <w:b/>
-          <w:bCs/>
-          <w:color w:val="000000" w:themeColor="text1"/>
-          <w:sz w:val="32"/>
-          <w:szCs w:val="32"/>
+          <w:color w:val="000000" w:themeColor="text1"/>
+          <w:sz w:val="36"/>
+          <w:szCs w:val="36"/>
+          <w:shd w:val="clear" w:color="auto" w:fill="FFFFFF"/>
           <w:cs/>
         </w:rPr>
-        <w:t xml:space="preserve">(Standard Operation Procedure : SOP)</w:t>
+        <w:t>(</w:t>
+      </w:r>
+      <w:r>
+        <w:rPr>
+          <w:rFonts w:ascii="TH SarabunPSK" w:hAnsi="TH SarabunPSK" w:cs="TH SarabunPSK" w:hint="cs"/>
+          <w:color w:val="000000" w:themeColor="text1"/>
+          <w:sz w:val="36"/>
+          <w:szCs w:val="36"/>
+          <w:shd w:val="clear" w:color="auto" w:fill="FFFFFF"/>
+        </w:rPr>
+        <w:t>Standard Operation Procedure</w:t>
+      </w:r>
+      <w:r>
+        <w:rPr>
+          <w:rFonts w:ascii="TH SarabunPSK" w:hAnsi="TH SarabunPSK" w:cs="TH SarabunPSK" w:hint="cs"/>
+          <w:color w:val="000000" w:themeColor="text1"/>
+          <w:sz w:val="36"/>
+          <w:szCs w:val="36"/>
+          <w:shd w:val="clear" w:color="auto" w:fill="FFFFFF"/>
+          <w:cs/>
+        </w:rPr>
+        <w:t xml:space="preserve"> </w:t>
+      </w:r>
+      <w:r>
+        <w:rPr>
+          <w:rFonts w:ascii="TH SarabunPSK" w:hAnsi="TH SarabunPSK" w:cs="TH SarabunPSK" w:hint="cs"/>
+          <w:color w:val="000000" w:themeColor="text1"/>
+          <w:sz w:val="36"/>
+          <w:szCs w:val="36"/>
+          <w:shd w:val="clear" w:color="auto" w:fill="FFFFFF"/>
+        </w:rPr>
+        <w:t>: SOP)</w:t>
       </w:r>
     </w:p>
     <w:p>
       <w:pPr>
-        <w:spacing w:before="0" w:after="0" w:line="240" w:lineRule="auto"/>
-        <w:rPr>
-          <w:rFonts w:ascii="TH SarabunPSK" w:hAnsi="TH SarabunPSK" w:cs="TH SarabunPSK"/>
-          <w:color w:val="000000" w:themeColor="text1"/>
-          <w:sz w:val="32"/>
-          <w:szCs w:val="32"/>
+        <w:jc w:val="center"/>
+        <w:rPr>
+          <w:rFonts w:ascii="TH SarabunPSK" w:hAnsi="TH SarabunPSK" w:cs="TH SarabunPSK" w:hint="cs"/>
+          <w:color w:val="000000" w:themeColor="text1"/>
+          <w:sz w:val="36"/>
+          <w:szCs w:val="36"/>
         </w:rPr>
       </w:pPr>
     </w:p>
     <w:p>
       <w:pPr>
-        <w:spacing w:before="0" w:after="0" w:line="240" w:lineRule="auto"/>
+        <w:pStyle w:val="Heading3"/>
+        <w:spacing w:before="0" w:after="120" w:line="240" w:lineRule="auto"/>
+        <w:ind w:right="-164"/>
         <w:jc w:val="center"/>
         <w:rPr>
-          <w:rFonts w:ascii="TH SarabunPSK" w:hAnsi="TH SarabunPSK" w:cs="TH SarabunPSK"/>
-          <w:b/>
-          <w:bCs/>
-          <w:color w:val="000000" w:themeColor="text1"/>
+          <w:rFonts w:ascii="TH SarabunPSK" w:hAnsi="TH SarabunPSK" w:hint="cs"/>
+          <w:b w:val="0"/>
           <w:sz w:val="36"/>
           <w:szCs w:val="36"/>
         </w:rPr>
       </w:pPr>
+      <w:bookmarkStart w:id="0" w:name="_Toc140155341"/>
+      <w:bookmarkStart w:id="1" w:name="_Toc142648431"/>
+      <w:bookmarkStart w:id="2" w:name="_Toc142654746"/>
+      <w:bookmarkStart w:id="3" w:name="_Toc142654959"/>
+      <w:bookmarkStart w:id="4" w:name="_Toc142774223"/>
+      <w:bookmarkStart w:id="5" w:name="_Toc142902848"/>
+      <w:bookmarkStart w:id="6" w:name="_Toc149906843"/>
+      <w:bookmarkStart w:id="7" w:name="_Toc176630083"/>
+      <w:bookmarkStart w:id="8" w:name="_Toc195002656"/>
+      <w:bookmarkStart w:id="9" w:name="_Toc200282003"/>
+      <w:bookmarkStart w:id="10" w:name="_Toc200282385"/>
+      <w:bookmarkStart w:id="11" w:name="_Toc200300355"/>
+      <w:bookmarkStart w:id="12" w:name="_Toc200310322"/>
       <w:r>
         <w:rPr>
-          <w:rFonts w:ascii="TH SarabunPSK" w:hAnsi="TH SarabunPSK" w:cs="TH SarabunPSK" w:hint="cs"/>
-          <w:b/>
-          <w:bCs/>
-          <w:color w:val="000000" w:themeColor="text1"/>
+          <w:rFonts w:ascii="TH SarabunPSK" w:hAnsi="TH SarabunPSK" w:hint="cs"/>
+          <w:b w:val="0"/>
           <w:sz w:val="36"/>
           <w:szCs w:val="36"/>
           <w:cs/>
         </w:rPr>
-        <w:t xml:space="preserve">เรื่อง การควบคุมเอกสารและบันทึกด้วยระบบสารสนเทศ</w:t>
+        <w:t xml:space="preserve">เรื่อง </w:t>
       </w:r>
+      <w:bookmarkEnd w:id="0"/>
+      <w:bookmarkEnd w:id="1"/>
+      <w:bookmarkEnd w:id="2"/>
+      <w:bookmarkEnd w:id="3"/>
+      <w:bookmarkEnd w:id="4"/>
+      <w:sdt>
+        <w:sdtPr>
+          <w:rPr>
+            <w:rFonts w:ascii="TH SarabunPSK" w:hAnsi="TH SarabunPSK" w:hint="cs"/>
+            <w:b w:val="0"/>
+            <w:sz w:val="36"/>
+            <w:szCs w:val="36"/>
+          </w:rPr>
+          <w:id w:val="1590121174"/>
+          <w:placeholder>
+            <w:docPart w:val="88B6D96FBE394883BFDFA57B5CD24A7E"/>
+          </w:placeholder>
+        </w:sdtPr>
+        <w:sdtEndPr/>
+        <w:sdtContent>
+          <w:sdt>
+            <w:sdtPr>
+              <w:rPr>
+                <w:rFonts w:ascii="TH SarabunPSK" w:hAnsi="TH SarabunPSK" w:hint="cs"/>
+                <w:b w:val="0"/>
+                <w:sz w:val="36"/>
+                <w:szCs w:val="36"/>
+              </w:rPr>
+              <w:id w:val="-510223909"/>
+            </w:sdtPr>
+            <w:sdtEndPr/>
+            <w:sdtContent>
+              <w:sdt>
+                <w:sdtPr>
+                  <w:rPr>
+                    <w:rFonts w:ascii="TH SarabunPSK" w:hAnsi="TH SarabunPSK" w:hint="cs"/>
+                    <w:b w:val="0"/>
+                    <w:sz w:val="36"/>
+                    <w:szCs w:val="36"/>
+                  </w:rPr>
+                  <w:id w:val="-1266677590"/>
+                  <w:placeholder>
+                    <w:docPart w:val="3C89779975C04CA19100FF6B8A9D4A41"/>
+                  </w:placeholder>
+                </w:sdtPr>
+                <w:sdtEndPr/>
+                <w:sdtContent>
+                  <w:sdt>
+                    <w:sdtPr>
+                      <w:rPr>
+                        <w:rFonts w:ascii="TH SarabunPSK" w:hAnsi="TH SarabunPSK" w:hint="cs"/>
+                        <w:b w:val="0"/>
+                        <w:sz w:val="36"/>
+                        <w:szCs w:val="36"/>
+                      </w:rPr>
+                      <w:id w:val="1195108001"/>
+                      <w:placeholder>
+                        <w:docPart w:val="8C035FA293324B87A838BE2B2E8CB00E"/>
+                      </w:placeholder>
+                    </w:sdtPr>
+                    <w:sdtEndPr/>
+                    <w:sdtContent>
+                      <w:sdt>
+                        <w:sdtPr>
+                          <w:rPr>
+                            <w:rFonts w:ascii="TH SarabunPSK" w:hAnsi="TH SarabunPSK" w:hint="cs"/>
+                            <w:b w:val="0"/>
+                            <w:bCs/>
+                            <w:color w:val="3333CC"/>
+                            <w:sz w:val="36"/>
+                            <w:szCs w:val="36"/>
+                          </w:rPr>
+                          <w:id w:val="1836640764"/>
+                          <w:placeholder>
+                            <w:docPart w:val="3A1E6A7946D34EE58D35E419E916096D"/>
+                          </w:placeholder>
+                        </w:sdtPr>
+                        <w:sdtContent>
+                          <w:r>
+                            <w:rPr>
+                              <w:rFonts w:ascii="TH SarabunPSK" w:hAnsi="TH SarabunPSK" w:hint="cs"/>
+                              <w:color w:val="0033CC"/>
+                              <w:sz w:val="36"/>
+                              <w:szCs w:val="36"/>
+                              <w:cs/>
+                            </w:rPr>
+                            <w:t xml:space="preserve">การควบคุมเอกสารและบันทึกด้วยระบบสารสนเทศ</w:t>
+                          </w:r>
+                          <w:r>
+                            <w:rPr>
+                              <w:rFonts w:ascii="TH SarabunPSK" w:hAnsi="TH SarabunPSK" w:hint="cs"/>
+                              <w:color w:val="0033CC"/>
+                              <w:sz w:val="36"/>
+                              <w:szCs w:val="36"/>
+                              <w:cs/>
+                            </w:rPr>
+                            <w:t xml:space="preserve"/>
+                          </w:r>
+                          <w:r>
+                            <w:rPr>
+                              <w:rFonts w:ascii="TH SarabunPSK" w:hAnsi="TH SarabunPSK" w:hint="cs"/>
+                              <w:color w:val="0033CC"/>
+                              <w:sz w:val="36"/>
+                              <w:szCs w:val="36"/>
+                              <w:cs/>
+                            </w:rPr>
+                            <w:t xml:space="preserve"/>
+                          </w:r>
+                        </w:sdtContent>
+                      </w:sdt>
+                    </w:sdtContent>
+                  </w:sdt>
+                </w:sdtContent>
+              </w:sdt>
+            </w:sdtContent>
+          </w:sdt>
+        </w:sdtContent>
+      </w:sdt>
+      <w:bookmarkEnd w:id="5"/>
+      <w:bookmarkEnd w:id="6"/>
+      <w:bookmarkEnd w:id="7"/>
+      <w:bookmarkEnd w:id="8"/>
+      <w:bookmarkEnd w:id="9"/>
+      <w:bookmarkEnd w:id="10"/>
+      <w:bookmarkEnd w:id="11"/>
+      <w:bookmarkEnd w:id="12"/>
     </w:p>
     <w:p>
       <w:pPr>
-        <w:spacing w:before="0" w:after="0" w:line="240" w:lineRule="auto"/>
+        <w:pStyle w:val="Heading3"/>
+        <w:spacing w:before="0" w:line="240" w:lineRule="auto"/>
+        <w:ind w:right="-164"/>
         <w:jc w:val="center"/>
         <w:rPr>
-          <w:rFonts w:ascii="TH SarabunPSK" w:hAnsi="TH SarabunPSK" w:cs="TH SarabunPSK"/>
-          <w:b/>
-          <w:bCs/>
-          <w:color w:val="000000" w:themeColor="text1"/>
-          <w:sz w:val="32"/>
-          <w:szCs w:val="32"/>
-        </w:rPr>
-      </w:pPr>
+          <w:rFonts w:ascii="TH SarabunPSK" w:hAnsi="TH SarabunPSK" w:hint="cs"/>
+          <w:b w:val="0"/>
+          <w:sz w:val="36"/>
+          <w:szCs w:val="36"/>
+        </w:rPr>
+      </w:pPr>
+      <w:bookmarkStart w:id="13" w:name="_Toc142902849"/>
+      <w:bookmarkStart w:id="14" w:name="_Toc149906844"/>
+      <w:bookmarkStart w:id="15" w:name="_Toc176630084"/>
+      <w:bookmarkStart w:id="16" w:name="_Toc195002657"/>
+      <w:bookmarkStart w:id="17" w:name="_Toc200282004"/>
+      <w:bookmarkStart w:id="18" w:name="_Toc200282386"/>
+      <w:bookmarkStart w:id="19" w:name="_Toc200300356"/>
+      <w:bookmarkStart w:id="20" w:name="_Toc200310323"/>
       <w:r>
         <w:rPr>
-          <w:rFonts w:ascii="TH SarabunPSK" w:hAnsi="TH SarabunPSK" w:cs="TH SarabunPSK" w:hint="cs"/>
-          <w:b/>
-          <w:bCs/>
-          <w:color w:val="000000" w:themeColor="text1"/>
-          <w:sz w:val="32"/>
-          <w:szCs w:val="32"/>
+          <w:rFonts w:ascii="TH SarabunPSK" w:hAnsi="TH SarabunPSK" w:hint="cs"/>
+          <w:b w:val="0"/>
+          <w:sz w:val="36"/>
+          <w:szCs w:val="36"/>
           <w:cs/>
         </w:rPr>
-        <w:t xml:space="preserve">ระบบทะเบียนเอกสารคุณภาพห้องปฏิบัติการเทคนิคการแพทย์ (Lab QMS)</w:t>
+        <w:t>หน่วยงานห้องปฏิบัติการเทคนิคการแพทย์  ฝ่ายสหเวชศาสตร์</w:t>
       </w:r>
+      <w:bookmarkEnd w:id="13"/>
+      <w:bookmarkEnd w:id="14"/>
+      <w:bookmarkEnd w:id="15"/>
+      <w:bookmarkEnd w:id="16"/>
+      <w:bookmarkEnd w:id="17"/>
+      <w:bookmarkEnd w:id="18"/>
+      <w:bookmarkEnd w:id="19"/>
+      <w:bookmarkEnd w:id="20"/>
     </w:p>
     <w:p>
       <w:pPr>
-        <w:spacing w:before="0" w:after="0" w:line="240" w:lineRule="auto"/>
         <w:jc w:val="center"/>
-        <w:rPr>
-          <w:rFonts w:ascii="TH SarabunPSK" w:hAnsi="TH SarabunPSK" w:cs="TH SarabunPSK"/>
-          <w:b/>
-          <w:bCs/>
-          <w:color w:val="000000" w:themeColor="text1"/>
-          <w:sz w:val="32"/>
-          <w:szCs w:val="32"/>
-        </w:rPr>
-      </w:pPr>
-      <w:r>
-        <w:rPr>
-          <w:rFonts w:ascii="TH SarabunPSK" w:hAnsi="TH SarabunPSK" w:cs="TH SarabunPSK" w:hint="cs"/>
-          <w:b/>
-          <w:bCs/>
-          <w:color w:val="000000" w:themeColor="text1"/>
-          <w:sz w:val="32"/>
-          <w:szCs w:val="32"/>
-          <w:cs/>
-        </w:rPr>
-        <w:t xml:space="preserve">หน่วยงานห้องปฏิบัติการเทคนิคการแพทย์  ฝ่ายสหเวชศาสตร์</w:t>
-      </w:r>
-    </w:p>
-    <w:p>
-      <w:pPr>
-        <w:spacing w:before="0" w:after="0" w:line="240" w:lineRule="auto"/>
-        <w:rPr>
-          <w:rFonts w:ascii="TH SarabunPSK" w:hAnsi="TH SarabunPSK" w:cs="TH SarabunPSK"/>
-          <w:color w:val="000000" w:themeColor="text1"/>
-          <w:sz w:val="32"/>
-          <w:szCs w:val="32"/>
-        </w:rPr>
-      </w:pPr>
-    </w:p>
-    <w:p>
-      <w:pPr>
-        <w:spacing w:before="0" w:after="0" w:line="240" w:lineRule="auto"/>
-        <w:rPr>
-          <w:rFonts w:ascii="TH SarabunPSK" w:hAnsi="TH SarabunPSK" w:cs="TH SarabunPSK"/>
-          <w:color w:val="000000" w:themeColor="text1"/>
-          <w:sz w:val="32"/>
-          <w:szCs w:val="32"/>
-        </w:rPr>
-      </w:pPr>
-    </w:p>
-    <w:p>
-      <w:pPr>
-        <w:spacing w:before="0" w:after="0" w:line="240" w:lineRule="auto"/>
         <w:rPr>
           <w:rFonts w:ascii="TH SarabunPSK" w:hAnsi="TH SarabunPSK" w:cs="TH SarabunPSK"/>
           <w:color w:val="000000" w:themeColor="text1"/>
@@ -179,328 +385,341 @@
     <w:tbl>
       <w:tblPr>
         <w:tblStyle w:val="TableGrid"/>
-        <w:tblW w:w="9634" w:type="dxa"/>
+        <w:tblW w:w="0" w:type="auto"/>
+        <w:jc w:val="center"/>
         <w:tblLook w:val="04A0" w:firstRow="1" w:lastRow="0" w:firstColumn="1" w:lastColumn="0" w:noHBand="0" w:noVBand="1"/>
       </w:tblPr>
       <w:tblGrid>
-        <w:gridCol w:w="1600"/>
-        <w:gridCol w:w="2678"/>
-        <w:gridCol w:w="2678"/>
-        <w:gridCol w:w="2678"/>
+        <w:gridCol w:w="981"/>
+        <w:gridCol w:w="2821"/>
+        <w:gridCol w:w="2821"/>
+        <w:gridCol w:w="2822"/>
       </w:tblGrid>
       <w:tr>
-        <w:tc>
-          <w:tcPr>
-            <w:tcW w:w="1600" w:type="dxa"/>
-            <w:vAlign w:val="center"/>
-            <w:tcMar>
-              <w:top w:w="40" w:type="dxa"/>
-              <w:bottom w:w="40" w:type="dxa"/>
-            </w:tcMar>
-          </w:tcPr>
-          <w:p>
-            <w:pPr>
-              <w:spacing w:before="0" w:after="0" w:line="240" w:lineRule="auto"/>
-              <w:rPr>
-                <w:rFonts w:ascii="TH SarabunPSK" w:hAnsi="TH SarabunPSK" w:cs="TH SarabunPSK"/>
-                <w:color w:val="000000" w:themeColor="text1"/>
-                <w:sz w:val="28"/>
-                <w:szCs w:val="28"/>
-              </w:rPr>
-            </w:pPr>
-          </w:p>
-        </w:tc>
-        <w:tc>
-          <w:tcPr>
-            <w:tcW w:w="2678" w:type="dxa"/>
-            <w:vAlign w:val="center"/>
-            <w:tcMar>
-              <w:top w:w="40" w:type="dxa"/>
-              <w:bottom w:w="40" w:type="dxa"/>
-            </w:tcMar>
-          </w:tcPr>
-          <w:p>
-            <w:pPr>
-              <w:spacing w:before="0" w:after="0" w:line="240" w:lineRule="auto"/>
+        <w:trPr>
+          <w:jc w:val="center"/>
+        </w:trPr>
+        <w:tc>
+          <w:tcPr>
+            <w:tcW w:w="981" w:type="dxa"/>
+            <w:vAlign w:val="center"/>
+          </w:tcPr>
+          <w:p>
+            <w:pPr>
+              <w:rPr>
+                <w:rFonts w:ascii="TH SarabunPSK" w:hAnsi="TH SarabunPSK" w:cs="TH SarabunPSK"/>
+                <w:color w:val="000000" w:themeColor="text1"/>
+                <w:sz w:val="32"/>
+                <w:szCs w:val="32"/>
+              </w:rPr>
+            </w:pPr>
+          </w:p>
+        </w:tc>
+        <w:tc>
+          <w:tcPr>
+            <w:tcW w:w="2821" w:type="dxa"/>
+          </w:tcPr>
+          <w:p>
+            <w:pPr>
               <w:jc w:val="center"/>
               <w:rPr>
                 <w:rFonts w:ascii="TH SarabunPSK" w:hAnsi="TH SarabunPSK" w:cs="TH SarabunPSK"/>
                 <w:color w:val="000000" w:themeColor="text1"/>
-                <w:sz w:val="28"/>
-                <w:szCs w:val="28"/>
-              </w:rPr>
-            </w:pPr>
-          </w:p>
-          <w:p>
-            <w:pPr>
-              <w:spacing w:before="0" w:after="0" w:line="240" w:lineRule="auto"/>
+                <w:sz w:val="32"/>
+                <w:szCs w:val="32"/>
+              </w:rPr>
+            </w:pPr>
+          </w:p>
+          <w:p>
+            <w:pPr>
               <w:jc w:val="center"/>
               <w:rPr>
                 <w:rFonts w:ascii="TH SarabunPSK" w:hAnsi="TH SarabunPSK" w:cs="TH SarabunPSK"/>
                 <w:color w:val="000000" w:themeColor="text1"/>
-                <w:sz w:val="28"/>
-                <w:szCs w:val="28"/>
-              </w:rPr>
-            </w:pPr>
-          </w:p>
-          <w:p>
-            <w:pPr>
-              <w:spacing w:before="0" w:after="0" w:line="240" w:lineRule="auto"/>
+                <w:sz w:val="32"/>
+                <w:szCs w:val="32"/>
+              </w:rPr>
+            </w:pPr>
+            <w:r>
+              <w:rPr>
+                <w:rFonts w:ascii="TH SarabunPSK" w:hAnsi="TH SarabunPSK" w:cs="TH SarabunPSK" w:hint="cs"/>
+                <w:color w:val="000000" w:themeColor="text1"/>
+                <w:sz w:val="32"/>
+                <w:szCs w:val="32"/>
+                <w:cs/>
+              </w:rPr>
+              <w:t>-----------------------------------</w:t>
+            </w:r>
+          </w:p>
+          <w:p>
+            <w:pPr>
               <w:jc w:val="center"/>
               <w:rPr>
                 <w:rFonts w:ascii="TH SarabunPSK" w:hAnsi="TH SarabunPSK" w:cs="TH SarabunPSK"/>
                 <w:color w:val="000000" w:themeColor="text1"/>
-                <w:sz w:val="28"/>
-                <w:szCs w:val="28"/>
-              </w:rPr>
-            </w:pPr>
-            <w:r>
-              <w:rPr>
-                <w:rFonts w:ascii="TH SarabunPSK" w:hAnsi="TH SarabunPSK" w:cs="TH SarabunPSK" w:hint="cs"/>
-                <w:color w:val="000000" w:themeColor="text1"/>
-                <w:sz w:val="28"/>
-                <w:szCs w:val="28"/>
-                <w:cs/>
-              </w:rPr>
-              <w:t xml:space="preserve">.................................................</w:t>
-            </w:r>
-          </w:p>
-          <w:p>
-            <w:pPr>
-              <w:spacing w:before="0" w:after="0" w:line="240" w:lineRule="auto"/>
+                <w:sz w:val="32"/>
+                <w:szCs w:val="32"/>
+              </w:rPr>
+            </w:pPr>
+            <w:r>
+              <w:rPr>
+                <w:rFonts w:ascii="TH SarabunPSK" w:hAnsi="TH SarabunPSK" w:cs="TH SarabunPSK" w:hint="cs"/>
+                <w:color w:val="000000" w:themeColor="text1"/>
+                <w:sz w:val="32"/>
+                <w:szCs w:val="32"/>
+                <w:cs/>
+              </w:rPr>
+              <w:t>(</w:t>
+            </w:r>
+            <w:r>
+              <w:rPr>
+                <w:rFonts w:ascii="TH SarabunPSK" w:hAnsi="TH SarabunPSK" w:cs="TH SarabunPSK"/>
+                <w:sz w:val="32"/>
+                <w:szCs w:val="32"/>
+                <w:cs/>
+              </w:rPr>
+              <w:t xml:space="preserve">                              </w:t>
+            </w:r>
+            <w:proofErr w:type="spellStart"/>
+            <w:r>
+              <w:rPr>
+                <w:rFonts w:ascii="TH SarabunPSK" w:hAnsi="TH SarabunPSK" w:cs="TH SarabunPSK"/>
+                <w:sz w:val="32"/>
+                <w:szCs w:val="32"/>
+                <w:cs/>
+              </w:rPr>
+              <w:t xml:space="preserve"/>
+            </w:r>
+            <w:proofErr w:type="spellEnd"/>
+            <w:r>
+              <w:rPr>
+                <w:rFonts w:ascii="TH SarabunPSK" w:hAnsi="TH SarabunPSK" w:cs="TH SarabunPSK"/>
+                <w:sz w:val="32"/>
+                <w:szCs w:val="32"/>
+                <w:cs/>
+              </w:rPr>
+              <w:t xml:space="preserve"/>
+            </w:r>
+            <w:r>
+              <w:rPr>
+                <w:rFonts w:ascii="TH SarabunPSK" w:hAnsi="TH SarabunPSK" w:cs="TH SarabunPSK"/>
+                <w:sz w:val="32"/>
+                <w:szCs w:val="32"/>
+              </w:rPr>
+              <w:t>)</w:t>
+            </w:r>
+            <w:r>
+              <w:rPr>
+                <w:rFonts w:ascii="TH SarabunPSK" w:hAnsi="TH SarabunPSK" w:cs="TH SarabunPSK" w:hint="cs"/>
+                <w:color w:val="000000" w:themeColor="text1"/>
+                <w:sz w:val="32"/>
+                <w:szCs w:val="32"/>
+                <w:cs/>
+              </w:rPr>
+              <w:t xml:space="preserve">                                 </w:t>
+            </w:r>
+          </w:p>
+        </w:tc>
+        <w:tc>
+          <w:tcPr>
+            <w:tcW w:w="2821" w:type="dxa"/>
+          </w:tcPr>
+          <w:p>
+            <w:pPr>
               <w:jc w:val="center"/>
               <w:rPr>
                 <w:rFonts w:ascii="TH SarabunPSK" w:hAnsi="TH SarabunPSK" w:cs="TH SarabunPSK"/>
                 <w:color w:val="000000" w:themeColor="text1"/>
-                <w:sz w:val="28"/>
-                <w:szCs w:val="28"/>
-              </w:rPr>
-            </w:pPr>
-            <w:r>
-              <w:rPr>
-                <w:rFonts w:ascii="TH SarabunPSK" w:hAnsi="TH SarabunPSK" w:cs="TH SarabunPSK" w:hint="cs"/>
-                <w:color w:val="000000" w:themeColor="text1"/>
-                <w:sz w:val="28"/>
-                <w:szCs w:val="28"/>
-                <w:cs/>
-              </w:rPr>
-              <w:t xml:space="preserve">(                           )</w:t>
-            </w:r>
-          </w:p>
-        </w:tc>
-        <w:tc>
-          <w:tcPr>
-            <w:tcW w:w="2678" w:type="dxa"/>
-            <w:vAlign w:val="center"/>
-            <w:tcMar>
-              <w:top w:w="40" w:type="dxa"/>
-              <w:bottom w:w="40" w:type="dxa"/>
-            </w:tcMar>
-          </w:tcPr>
-          <w:p>
-            <w:pPr>
-              <w:spacing w:before="0" w:after="0" w:line="240" w:lineRule="auto"/>
+                <w:sz w:val="32"/>
+                <w:szCs w:val="32"/>
+              </w:rPr>
+            </w:pPr>
+          </w:p>
+          <w:p>
+            <w:pPr>
               <w:jc w:val="center"/>
               <w:rPr>
                 <w:rFonts w:ascii="TH SarabunPSK" w:hAnsi="TH SarabunPSK" w:cs="TH SarabunPSK"/>
                 <w:color w:val="000000" w:themeColor="text1"/>
-                <w:sz w:val="28"/>
-                <w:szCs w:val="28"/>
-              </w:rPr>
-            </w:pPr>
-          </w:p>
-          <w:p>
-            <w:pPr>
-              <w:spacing w:before="0" w:after="0" w:line="240" w:lineRule="auto"/>
+                <w:sz w:val="32"/>
+                <w:szCs w:val="32"/>
+              </w:rPr>
+            </w:pPr>
+            <w:r>
+              <w:rPr>
+                <w:rFonts w:ascii="TH SarabunPSK" w:hAnsi="TH SarabunPSK" w:cs="TH SarabunPSK" w:hint="cs"/>
+                <w:color w:val="000000" w:themeColor="text1"/>
+                <w:sz w:val="32"/>
+                <w:szCs w:val="32"/>
+                <w:cs/>
+              </w:rPr>
+              <w:t>-------------------------------------</w:t>
+            </w:r>
+          </w:p>
+          <w:p>
+            <w:pPr>
               <w:jc w:val="center"/>
               <w:rPr>
                 <w:rFonts w:ascii="TH SarabunPSK" w:hAnsi="TH SarabunPSK" w:cs="TH SarabunPSK"/>
                 <w:color w:val="000000" w:themeColor="text1"/>
-                <w:sz w:val="28"/>
-                <w:szCs w:val="28"/>
-              </w:rPr>
-            </w:pPr>
-          </w:p>
-          <w:p>
-            <w:pPr>
-              <w:spacing w:before="0" w:after="0" w:line="240" w:lineRule="auto"/>
+                <w:sz w:val="32"/>
+                <w:szCs w:val="32"/>
+              </w:rPr>
+            </w:pPr>
+            <w:r>
+              <w:rPr>
+                <w:rFonts w:ascii="TH SarabunPSK" w:hAnsi="TH SarabunPSK" w:cs="TH SarabunPSK"/>
+                <w:sz w:val="32"/>
+                <w:szCs w:val="32"/>
+                <w:cs/>
+              </w:rPr>
+              <w:t xml:space="preserve">(                              </w:t>
+            </w:r>
+            <w:r>
+              <w:rPr>
+                <w:rFonts w:ascii="TH SarabunPSK" w:hAnsi="TH SarabunPSK" w:cs="TH SarabunPSK"/>
+                <w:sz w:val="32"/>
+                <w:szCs w:val="32"/>
+              </w:rPr>
+              <w:t>)</w:t>
+            </w:r>
+            <w:r>
+              <w:rPr>
+                <w:rFonts w:ascii="TH SarabunPSK" w:hAnsi="TH SarabunPSK" w:cs="TH SarabunPSK" w:hint="cs"/>
+                <w:color w:val="000000" w:themeColor="text1"/>
+                <w:sz w:val="32"/>
+                <w:szCs w:val="32"/>
+                <w:cs/>
+              </w:rPr>
+              <w:t xml:space="preserve">                                 </w:t>
+            </w:r>
+          </w:p>
+        </w:tc>
+        <w:tc>
+          <w:tcPr>
+            <w:tcW w:w="2822" w:type="dxa"/>
+          </w:tcPr>
+          <w:p>
+            <w:pPr>
               <w:jc w:val="center"/>
               <w:rPr>
                 <w:rFonts w:ascii="TH SarabunPSK" w:hAnsi="TH SarabunPSK" w:cs="TH SarabunPSK"/>
                 <w:color w:val="000000" w:themeColor="text1"/>
-                <w:sz w:val="28"/>
-                <w:szCs w:val="28"/>
-              </w:rPr>
-            </w:pPr>
-            <w:r>
-              <w:rPr>
-                <w:rFonts w:ascii="TH SarabunPSK" w:hAnsi="TH SarabunPSK" w:cs="TH SarabunPSK" w:hint="cs"/>
-                <w:color w:val="000000" w:themeColor="text1"/>
-                <w:sz w:val="28"/>
-                <w:szCs w:val="28"/>
-                <w:cs/>
-              </w:rPr>
-              <w:t xml:space="preserve">.................................................</w:t>
-            </w:r>
-          </w:p>
-          <w:p>
-            <w:pPr>
-              <w:spacing w:before="0" w:after="0" w:line="240" w:lineRule="auto"/>
+                <w:sz w:val="32"/>
+                <w:szCs w:val="32"/>
+              </w:rPr>
+            </w:pPr>
+          </w:p>
+          <w:p>
+            <w:pPr>
               <w:jc w:val="center"/>
               <w:rPr>
                 <w:rFonts w:ascii="TH SarabunPSK" w:hAnsi="TH SarabunPSK" w:cs="TH SarabunPSK"/>
                 <w:color w:val="000000" w:themeColor="text1"/>
-                <w:sz w:val="28"/>
-                <w:szCs w:val="28"/>
-              </w:rPr>
-            </w:pPr>
-            <w:r>
-              <w:rPr>
-                <w:rFonts w:ascii="TH SarabunPSK" w:hAnsi="TH SarabunPSK" w:cs="TH SarabunPSK" w:hint="cs"/>
-                <w:color w:val="000000" w:themeColor="text1"/>
-                <w:sz w:val="28"/>
-                <w:szCs w:val="28"/>
-                <w:cs/>
-              </w:rPr>
-              <w:t xml:space="preserve">(                           )</w:t>
-            </w:r>
-          </w:p>
-        </w:tc>
-        <w:tc>
-          <w:tcPr>
-            <w:tcW w:w="2678" w:type="dxa"/>
-            <w:vAlign w:val="center"/>
-            <w:tcMar>
-              <w:top w:w="40" w:type="dxa"/>
-              <w:bottom w:w="40" w:type="dxa"/>
-            </w:tcMar>
-          </w:tcPr>
-          <w:p>
-            <w:pPr>
-              <w:spacing w:before="0" w:after="0" w:line="240" w:lineRule="auto"/>
+                <w:sz w:val="32"/>
+                <w:szCs w:val="32"/>
+              </w:rPr>
+            </w:pPr>
+            <w:r>
+              <w:rPr>
+                <w:rFonts w:ascii="TH SarabunPSK" w:hAnsi="TH SarabunPSK" w:cs="TH SarabunPSK" w:hint="cs"/>
+                <w:color w:val="000000" w:themeColor="text1"/>
+                <w:sz w:val="32"/>
+                <w:szCs w:val="32"/>
+                <w:cs/>
+              </w:rPr>
+              <w:t>-------------------------------------</w:t>
+            </w:r>
+          </w:p>
+          <w:p>
+            <w:pPr>
               <w:jc w:val="center"/>
               <w:rPr>
                 <w:rFonts w:ascii="TH SarabunPSK" w:hAnsi="TH SarabunPSK" w:cs="TH SarabunPSK"/>
                 <w:color w:val="000000" w:themeColor="text1"/>
-                <w:sz w:val="28"/>
-                <w:szCs w:val="28"/>
-              </w:rPr>
-            </w:pPr>
-          </w:p>
-          <w:p>
-            <w:pPr>
-              <w:spacing w:before="0" w:after="0" w:line="240" w:lineRule="auto"/>
-              <w:jc w:val="center"/>
-              <w:rPr>
-                <w:rFonts w:ascii="TH SarabunPSK" w:hAnsi="TH SarabunPSK" w:cs="TH SarabunPSK"/>
-                <w:color w:val="000000" w:themeColor="text1"/>
-                <w:sz w:val="28"/>
-                <w:szCs w:val="28"/>
-              </w:rPr>
-            </w:pPr>
-          </w:p>
-          <w:p>
-            <w:pPr>
-              <w:spacing w:before="0" w:after="0" w:line="240" w:lineRule="auto"/>
-              <w:jc w:val="center"/>
-              <w:rPr>
-                <w:rFonts w:ascii="TH SarabunPSK" w:hAnsi="TH SarabunPSK" w:cs="TH SarabunPSK"/>
-                <w:color w:val="000000" w:themeColor="text1"/>
-                <w:sz w:val="28"/>
-                <w:szCs w:val="28"/>
-              </w:rPr>
-            </w:pPr>
-            <w:r>
-              <w:rPr>
-                <w:rFonts w:ascii="TH SarabunPSK" w:hAnsi="TH SarabunPSK" w:cs="TH SarabunPSK" w:hint="cs"/>
-                <w:color w:val="000000" w:themeColor="text1"/>
-                <w:sz w:val="28"/>
-                <w:szCs w:val="28"/>
-                <w:cs/>
-              </w:rPr>
-              <w:t xml:space="preserve">.................................................</w:t>
-            </w:r>
-          </w:p>
-          <w:p>
-            <w:pPr>
-              <w:spacing w:before="0" w:after="0" w:line="240" w:lineRule="auto"/>
-              <w:jc w:val="center"/>
-              <w:rPr>
-                <w:rFonts w:ascii="TH SarabunPSK" w:hAnsi="TH SarabunPSK" w:cs="TH SarabunPSK"/>
-                <w:color w:val="000000" w:themeColor="text1"/>
-                <w:sz w:val="28"/>
-                <w:szCs w:val="28"/>
-              </w:rPr>
-            </w:pPr>
-            <w:r>
-              <w:rPr>
-                <w:rFonts w:ascii="TH SarabunPSK" w:hAnsi="TH SarabunPSK" w:cs="TH SarabunPSK" w:hint="cs"/>
-                <w:color w:val="000000" w:themeColor="text1"/>
-                <w:sz w:val="28"/>
-                <w:szCs w:val="28"/>
-                <w:cs/>
-              </w:rPr>
-              <w:t xml:space="preserve">(                           )</w:t>
+                <w:sz w:val="32"/>
+                <w:szCs w:val="32"/>
+              </w:rPr>
+            </w:pPr>
+            <w:r>
+              <w:rPr>
+                <w:rFonts w:ascii="TH SarabunPSK" w:hAnsi="TH SarabunPSK" w:cs="TH SarabunPSK" w:hint="cs"/>
+                <w:color w:val="000000" w:themeColor="text1"/>
+                <w:sz w:val="32"/>
+                <w:szCs w:val="32"/>
+                <w:cs/>
+              </w:rPr>
+              <w:t xml:space="preserve">( </w:t>
+            </w:r>
+            <w:r>
+              <w:rPr>
+                <w:rFonts w:ascii="TH SarabunPSK" w:hAnsi="TH SarabunPSK" w:cs="TH SarabunPSK" w:hint="cs"/>
+                <w:color w:val="000000" w:themeColor="text1"/>
+                <w:sz w:val="32"/>
+                <w:szCs w:val="32"/>
+                <w:cs/>
+              </w:rPr>
+              <w:t xml:space="preserve">                              </w:t>
+            </w:r>
+            <w:r>
+              <w:rPr>
+                <w:rFonts w:ascii="TH SarabunPSK" w:hAnsi="TH SarabunPSK" w:cs="TH SarabunPSK" w:hint="cs"/>
+                <w:color w:val="000000" w:themeColor="text1"/>
+                <w:sz w:val="32"/>
+                <w:szCs w:val="32"/>
+                <w:cs/>
+              </w:rPr>
+              <w:t xml:space="preserve"> )</w:t>
             </w:r>
           </w:p>
         </w:tc>
       </w:tr>
       <w:tr>
-        <w:tc>
-          <w:tcPr>
-            <w:tcW w:w="1600" w:type="dxa"/>
-            <w:vAlign w:val="center"/>
-            <w:tcMar>
-              <w:top w:w="40" w:type="dxa"/>
-              <w:bottom w:w="40" w:type="dxa"/>
-            </w:tcMar>
-          </w:tcPr>
-          <w:p>
-            <w:pPr>
-              <w:spacing w:before="0" w:after="0" w:line="240" w:lineRule="auto"/>
-              <w:rPr>
-                <w:rFonts w:ascii="TH SarabunPSK" w:hAnsi="TH SarabunPSK" w:cs="TH SarabunPSK"/>
-                <w:color w:val="000000" w:themeColor="text1"/>
-                <w:sz w:val="28"/>
-                <w:szCs w:val="28"/>
-              </w:rPr>
-            </w:pPr>
-            <w:r>
-              <w:rPr>
-                <w:rFonts w:ascii="TH SarabunPSK" w:hAnsi="TH SarabunPSK" w:cs="TH SarabunPSK" w:hint="cs"/>
-                <w:color w:val="000000" w:themeColor="text1"/>
-                <w:sz w:val="28"/>
-                <w:szCs w:val="28"/>
-                <w:cs/>
-              </w:rPr>
-              <w:t xml:space="preserve">ตำแหน่ง</w:t>
-            </w:r>
-          </w:p>
-        </w:tc>
-        <w:tc>
-          <w:tcPr>
-            <w:tcW w:w="2678" w:type="dxa"/>
-            <w:vAlign w:val="center"/>
-            <w:tcMar>
-              <w:top w:w="40" w:type="dxa"/>
-              <w:bottom w:w="40" w:type="dxa"/>
-            </w:tcMar>
-          </w:tcPr>
-          <w:p>
-            <w:pPr>
-              <w:spacing w:before="0" w:after="0" w:line="240" w:lineRule="auto"/>
+        <w:trPr>
+          <w:jc w:val="center"/>
+        </w:trPr>
+        <w:tc>
+          <w:tcPr>
+            <w:tcW w:w="981" w:type="dxa"/>
+            <w:vAlign w:val="center"/>
+          </w:tcPr>
+          <w:p>
+            <w:pPr>
+              <w:rPr>
+                <w:rFonts w:ascii="TH SarabunPSK" w:hAnsi="TH SarabunPSK" w:cs="TH SarabunPSK"/>
+                <w:color w:val="000000" w:themeColor="text1"/>
+                <w:sz w:val="32"/>
+                <w:szCs w:val="32"/>
+              </w:rPr>
+            </w:pPr>
+            <w:r>
+              <w:rPr>
+                <w:rFonts w:ascii="TH SarabunPSK" w:hAnsi="TH SarabunPSK" w:cs="TH SarabunPSK" w:hint="cs"/>
+                <w:color w:val="000000" w:themeColor="text1"/>
+                <w:sz w:val="32"/>
+                <w:szCs w:val="32"/>
+                <w:cs/>
+              </w:rPr>
+              <w:t>ตำแหน่ง</w:t>
+            </w:r>
+          </w:p>
+        </w:tc>
+        <w:tc>
+          <w:tcPr>
+            <w:tcW w:w="2821" w:type="dxa"/>
+          </w:tcPr>
+          <w:p>
+            <w:pPr>
               <w:jc w:val="center"/>
               <w:rPr>
-                <w:rFonts w:ascii="TH SarabunPSK" w:hAnsi="TH SarabunPSK" w:cs="TH SarabunPSK"/>
-                <w:color w:val="000000" w:themeColor="text1"/>
-                <w:sz w:val="28"/>
-                <w:szCs w:val="28"/>
-              </w:rPr>
-            </w:pPr>
-            <w:r>
-              <w:rPr>
-                <w:rFonts w:ascii="TH SarabunPSK" w:hAnsi="TH SarabunPSK" w:cs="TH SarabunPSK" w:hint="cs"/>
-                <w:color w:val="000000" w:themeColor="text1"/>
+                <w:rFonts w:ascii="TH SarabunPSK" w:hAnsi="TH SarabunPSK" w:cs="TH SarabunPSK" w:hint="cs"/>
+                <w:sz w:val="28"/>
+                <w:szCs w:val="28"/>
+              </w:rPr>
+            </w:pPr>
+            <w:r>
+              <w:rPr>
+                <w:rFonts w:ascii="TH SarabunPSK" w:hAnsi="TH SarabunPSK" w:cs="TH SarabunPSK" w:hint="cs"/>
                 <w:sz w:val="28"/>
                 <w:szCs w:val="28"/>
                 <w:cs/>
@@ -508,166 +727,190 @@
               <w:t xml:space="preserve">ผู้จัดทำ</w:t>
             </w:r>
           </w:p>
-        </w:tc>
-        <w:tc>
-          <w:tcPr>
-            <w:tcW w:w="2678" w:type="dxa"/>
-            <w:vAlign w:val="center"/>
-            <w:tcMar>
-              <w:top w:w="40" w:type="dxa"/>
-              <w:bottom w:w="40" w:type="dxa"/>
-            </w:tcMar>
-          </w:tcPr>
-          <w:p>
-            <w:pPr>
-              <w:spacing w:before="0" w:after="0" w:line="240" w:lineRule="auto"/>
+          <w:p>
+            <w:pPr>
               <w:jc w:val="center"/>
               <w:rPr>
-                <w:rFonts w:ascii="TH SarabunPSK" w:hAnsi="TH SarabunPSK" w:cs="TH SarabunPSK"/>
-                <w:color w:val="000000" w:themeColor="text1"/>
-                <w:sz w:val="28"/>
-                <w:szCs w:val="28"/>
-              </w:rPr>
-            </w:pPr>
-            <w:r>
-              <w:rPr>
-                <w:rFonts w:ascii="TH SarabunPSK" w:hAnsi="TH SarabunPSK" w:cs="TH SarabunPSK" w:hint="cs"/>
-                <w:color w:val="000000" w:themeColor="text1"/>
-                <w:sz w:val="28"/>
-                <w:szCs w:val="28"/>
-                <w:cs/>
-              </w:rPr>
-              <w:t xml:space="preserve">ผู้ทบทวน</w:t>
-            </w:r>
-          </w:p>
-        </w:tc>
-        <w:tc>
-          <w:tcPr>
-            <w:tcW w:w="2678" w:type="dxa"/>
-            <w:vAlign w:val="center"/>
-            <w:tcMar>
-              <w:top w:w="40" w:type="dxa"/>
-              <w:bottom w:w="40" w:type="dxa"/>
-            </w:tcMar>
-          </w:tcPr>
-          <w:p>
-            <w:pPr>
-              <w:spacing w:before="0" w:after="0" w:line="240" w:lineRule="auto"/>
+                <w:color w:val="000000" w:themeColor="text1"/>
+                <w:sz w:val="32"/>
+                <w:szCs w:val="32"/>
+              </w:rPr>
+            </w:pPr>
+            <w:r>
+              <w:rPr>
+                <w:rFonts w:ascii="TH SarabunPSK" w:hAnsi="TH SarabunPSK" w:cs="TH SarabunPSK" w:hint="cs"/>
+                <w:sz w:val="28"/>
+                <w:szCs w:val="28"/>
+                <w:cs/>
+              </w:rPr>
+              <w:t xml:space="preserve"/>
+            </w:r>
+            <w:r>
+              <w:rPr>
+                <w:rFonts w:ascii="TH SarabunPSK" w:hAnsi="TH SarabunPSK" w:cs="TH SarabunPSK"/>
+                <w:sz w:val="28"/>
+                <w:szCs w:val="28"/>
+                <w:cs/>
+              </w:rPr>
+              <w:br/>
+            </w:r>
+            <w:r>
+              <w:rPr>
+                <w:rFonts w:ascii="TH SarabunPSK" w:hAnsi="TH SarabunPSK" w:cs="TH SarabunPSK" w:hint="cs"/>
+                <w:sz w:val="28"/>
+                <w:szCs w:val="28"/>
+                <w:cs/>
+              </w:rPr>
+              <w:t xml:space="preserve"/>
+            </w:r>
+          </w:p>
+        </w:tc>
+        <w:tc>
+          <w:tcPr>
+            <w:tcW w:w="2821" w:type="dxa"/>
+          </w:tcPr>
+          <w:p>
+            <w:pPr>
               <w:jc w:val="center"/>
               <w:rPr>
                 <w:rFonts w:ascii="TH SarabunPSK" w:hAnsi="TH SarabunPSK" w:cs="TH SarabunPSK"/>
                 <w:color w:val="000000" w:themeColor="text1"/>
-                <w:sz w:val="28"/>
-                <w:szCs w:val="28"/>
-              </w:rPr>
-            </w:pPr>
-            <w:r>
-              <w:rPr>
-                <w:rFonts w:ascii="TH SarabunPSK" w:hAnsi="TH SarabunPSK" w:cs="TH SarabunPSK" w:hint="cs"/>
-                <w:color w:val="000000" w:themeColor="text1"/>
-                <w:sz w:val="28"/>
-                <w:szCs w:val="28"/>
-                <w:cs/>
-              </w:rPr>
-              <w:t xml:space="preserve">ผู้อนุมัติ</w:t>
+                <w:sz w:val="32"/>
+                <w:szCs w:val="32"/>
+              </w:rPr>
+            </w:pPr>
+            <w:r>
+              <w:rPr>
+                <w:rFonts w:ascii="TH SarabunPSK" w:hAnsi="TH SarabunPSK" w:cs="TH SarabunPSK" w:hint="cs"/>
+                <w:color w:val="000000" w:themeColor="text1"/>
+                <w:sz w:val="32"/>
+                <w:szCs w:val="32"/>
+                <w:cs/>
+              </w:rPr>
+              <w:t>หัวหน้างาน</w:t>
+            </w:r>
+            <w:r>
+              <w:rPr>
+                <w:rFonts w:ascii="TH SarabunPSK" w:hAnsi="TH SarabunPSK" w:cs="TH SarabunPSK" w:hint="cs"/>
+                <w:sz w:val="32"/>
+                <w:szCs w:val="32"/>
+                <w:cs/>
+              </w:rPr>
+              <w:t>ห้องปฏิบัติการเทคนิคการแพทย์</w:t>
+            </w:r>
+          </w:p>
+        </w:tc>
+        <w:tc>
+          <w:tcPr>
+            <w:tcW w:w="2822" w:type="dxa"/>
+          </w:tcPr>
+          <w:p>
+            <w:pPr>
+              <w:rPr>
+                <w:rFonts w:ascii="TH SarabunPSK" w:hAnsi="TH SarabunPSK" w:cs="TH SarabunPSK"/>
+                <w:color w:val="000000" w:themeColor="text1"/>
+                <w:sz w:val="32"/>
+                <w:szCs w:val="32"/>
+              </w:rPr>
+            </w:pPr>
+            <w:r>
+              <w:rPr>
+                <w:rFonts w:ascii="TH SarabunPSK" w:hAnsi="TH SarabunPSK" w:cs="TH SarabunPSK" w:hint="cs"/>
+                <w:color w:val="000000" w:themeColor="text1"/>
+                <w:sz w:val="32"/>
+                <w:szCs w:val="32"/>
+                <w:cs/>
+              </w:rPr>
+              <w:t>ผู้อำนวยการฝ่ายสหเวชศาสตร์</w:t>
             </w:r>
           </w:p>
         </w:tc>
       </w:tr>
       <w:tr>
-        <w:tc>
-          <w:tcPr>
-            <w:tcW w:w="1600" w:type="dxa"/>
-            <w:vAlign w:val="center"/>
-            <w:tcMar>
-              <w:top w:w="40" w:type="dxa"/>
-              <w:bottom w:w="40" w:type="dxa"/>
-            </w:tcMar>
-          </w:tcPr>
-          <w:p>
-            <w:pPr>
-              <w:spacing w:before="0" w:after="0" w:line="240" w:lineRule="auto"/>
-              <w:rPr>
-                <w:rFonts w:ascii="TH SarabunPSK" w:hAnsi="TH SarabunPSK" w:cs="TH SarabunPSK"/>
-                <w:color w:val="000000" w:themeColor="text1"/>
-                <w:sz w:val="28"/>
-                <w:szCs w:val="28"/>
-              </w:rPr>
-            </w:pPr>
-            <w:r>
-              <w:rPr>
-                <w:rFonts w:ascii="TH SarabunPSK" w:hAnsi="TH SarabunPSK" w:cs="TH SarabunPSK" w:hint="cs"/>
-                <w:color w:val="000000" w:themeColor="text1"/>
-                <w:sz w:val="28"/>
-                <w:szCs w:val="28"/>
-                <w:cs/>
-              </w:rPr>
-              <w:t xml:space="preserve">วันที่</w:t>
-            </w:r>
-          </w:p>
-        </w:tc>
-        <w:tc>
-          <w:tcPr>
-            <w:tcW w:w="2678" w:type="dxa"/>
-            <w:vAlign w:val="center"/>
-            <w:tcMar>
-              <w:top w:w="40" w:type="dxa"/>
-              <w:bottom w:w="40" w:type="dxa"/>
-            </w:tcMar>
-          </w:tcPr>
-          <w:p>
-            <w:pPr>
-              <w:spacing w:before="0" w:after="0" w:line="240" w:lineRule="auto"/>
+        <w:trPr>
+          <w:jc w:val="center"/>
+        </w:trPr>
+        <w:tc>
+          <w:tcPr>
+            <w:tcW w:w="981" w:type="dxa"/>
+            <w:tcBorders>
+              <w:bottom w:val="single" w:sz="4" w:space="0" w:color="auto"/>
+            </w:tcBorders>
+            <w:vAlign w:val="center"/>
+          </w:tcPr>
+          <w:p>
+            <w:pPr>
               <w:jc w:val="center"/>
               <w:rPr>
                 <w:rFonts w:ascii="TH SarabunPSK" w:hAnsi="TH SarabunPSK" w:cs="TH SarabunPSK"/>
                 <w:color w:val="000000" w:themeColor="text1"/>
-                <w:sz w:val="28"/>
-                <w:szCs w:val="28"/>
-              </w:rPr>
-            </w:pPr>
-          </w:p>
-        </w:tc>
-        <w:tc>
-          <w:tcPr>
-            <w:tcW w:w="2678" w:type="dxa"/>
-            <w:vAlign w:val="center"/>
-            <w:tcMar>
-              <w:top w:w="40" w:type="dxa"/>
-              <w:bottom w:w="40" w:type="dxa"/>
-            </w:tcMar>
-          </w:tcPr>
-          <w:p>
-            <w:pPr>
-              <w:spacing w:before="0" w:after="0" w:line="240" w:lineRule="auto"/>
-              <w:jc w:val="center"/>
-              <w:rPr>
-                <w:rFonts w:ascii="TH SarabunPSK" w:hAnsi="TH SarabunPSK" w:cs="TH SarabunPSK"/>
-                <w:color w:val="000000" w:themeColor="text1"/>
-                <w:sz w:val="28"/>
-                <w:szCs w:val="28"/>
-              </w:rPr>
-            </w:pPr>
-          </w:p>
-        </w:tc>
-        <w:tc>
-          <w:tcPr>
-            <w:tcW w:w="2678" w:type="dxa"/>
-            <w:vAlign w:val="center"/>
-            <w:tcMar>
-              <w:top w:w="40" w:type="dxa"/>
-              <w:bottom w:w="40" w:type="dxa"/>
-            </w:tcMar>
-          </w:tcPr>
-          <w:p>
-            <w:pPr>
-              <w:spacing w:before="0" w:after="0" w:line="240" w:lineRule="auto"/>
-              <w:jc w:val="center"/>
-              <w:rPr>
-                <w:rFonts w:ascii="TH SarabunPSK" w:hAnsi="TH SarabunPSK" w:cs="TH SarabunPSK"/>
-                <w:color w:val="000000" w:themeColor="text1"/>
-                <w:sz w:val="28"/>
-                <w:szCs w:val="28"/>
+                <w:sz w:val="32"/>
+                <w:szCs w:val="32"/>
+                <w:cs/>
+              </w:rPr>
+            </w:pPr>
+            <w:r>
+              <w:rPr>
+                <w:rFonts w:ascii="TH SarabunPSK" w:hAnsi="TH SarabunPSK" w:cs="TH SarabunPSK" w:hint="cs"/>
+                <w:color w:val="000000" w:themeColor="text1"/>
+                <w:sz w:val="32"/>
+                <w:szCs w:val="32"/>
+                <w:cs/>
+              </w:rPr>
+              <w:t>วันที่</w:t>
+            </w:r>
+          </w:p>
+        </w:tc>
+        <w:tc>
+          <w:tcPr>
+            <w:tcW w:w="2821" w:type="dxa"/>
+            <w:tcBorders>
+              <w:bottom w:val="single" w:sz="4" w:space="0" w:color="auto"/>
+            </w:tcBorders>
+          </w:tcPr>
+          <w:p>
+            <w:pPr>
+              <w:rPr>
+                <w:rFonts w:ascii="TH SarabunPSK" w:hAnsi="TH SarabunPSK" w:cs="TH SarabunPSK"/>
+                <w:color w:val="000000" w:themeColor="text1"/>
+                <w:sz w:val="32"/>
+                <w:szCs w:val="32"/>
+              </w:rPr>
+            </w:pPr>
+          </w:p>
+        </w:tc>
+        <w:tc>
+          <w:tcPr>
+            <w:tcW w:w="2821" w:type="dxa"/>
+            <w:tcBorders>
+              <w:bottom w:val="single" w:sz="4" w:space="0" w:color="auto"/>
+            </w:tcBorders>
+          </w:tcPr>
+          <w:p>
+            <w:pPr>
+              <w:rPr>
+                <w:rFonts w:ascii="TH SarabunPSK" w:hAnsi="TH SarabunPSK" w:cs="TH SarabunPSK"/>
+                <w:color w:val="000000" w:themeColor="text1"/>
+                <w:sz w:val="32"/>
+                <w:szCs w:val="32"/>
+              </w:rPr>
+            </w:pPr>
+          </w:p>
+        </w:tc>
+        <w:tc>
+          <w:tcPr>
+            <w:tcW w:w="2822" w:type="dxa"/>
+            <w:tcBorders>
+              <w:bottom w:val="single" w:sz="4" w:space="0" w:color="auto"/>
+            </w:tcBorders>
+          </w:tcPr>
+          <w:p>
+            <w:pPr>
+              <w:rPr>
+                <w:rFonts w:ascii="TH SarabunPSK" w:hAnsi="TH SarabunPSK" w:cs="TH SarabunPSK"/>
+                <w:color w:val="000000" w:themeColor="text1"/>
+                <w:sz w:val="32"/>
+                <w:szCs w:val="32"/>
               </w:rPr>
             </w:pPr>
           </w:p>
@@ -676,12 +919,16 @@
     </w:tbl>
     <w:p>
       <w:pPr>
-        <w:spacing w:before="0" w:after="0" w:line="240" w:lineRule="auto"/>
+        <w:rPr>
+          <w:rFonts w:ascii="TH SarabunPSK" w:hAnsi="TH SarabunPSK" w:cs="TH SarabunPSK"/>
+          <w:color w:val="000000" w:themeColor="text1"/>
+          <w:sz w:val="32"/>
+          <w:szCs w:val="32"/>
+        </w:rPr>
       </w:pPr>
     </w:p>
     <w:p>
       <w:pPr>
-        <w:spacing w:before="0" w:after="0" w:line="240" w:lineRule="auto"/>
         <w:rPr>
           <w:rFonts w:ascii="TH SarabunPSK" w:hAnsi="TH SarabunPSK" w:cs="TH SarabunPSK"/>
           <w:color w:val="000000" w:themeColor="text1"/>
@@ -692,7 +939,6 @@
     </w:p>
     <w:p>
       <w:pPr>
-        <w:spacing w:before="0" w:after="0" w:line="240" w:lineRule="auto"/>
         <w:rPr>
           <w:rFonts w:ascii="TH SarabunPSK" w:hAnsi="TH SarabunPSK" w:cs="TH SarabunPSK"/>
           <w:color w:val="000000" w:themeColor="text1"/>
@@ -703,7 +949,7 @@
     </w:p>
     <w:p>
       <w:pPr>
-        <w:spacing w:before="0" w:after="0" w:line="240" w:lineRule="auto"/>
+        <w:ind w:firstLine="720"/>
         <w:rPr>
           <w:rFonts w:ascii="TH SarabunPSK" w:hAnsi="TH SarabunPSK" w:cs="TH SarabunPSK"/>
           <w:color w:val="000000" w:themeColor="text1"/>
@@ -719,12 +965,12 @@
           <w:szCs w:val="32"/>
           <w:cs/>
         </w:rPr>
-        <w:t xml:space="preserve">ผู้เกี่ยวข้องที่ต้องทราบ</w:t>
+        <w:t>ผู้เกี่ยวข้องที่ต้องทราบ</w:t>
       </w:r>
     </w:p>
     <w:p>
       <w:pPr>
-        <w:spacing w:before="0" w:after="0" w:line="240" w:lineRule="auto"/>
+        <w:ind w:firstLine="720"/>
         <w:rPr>
           <w:rFonts w:ascii="TH SarabunPSK" w:hAnsi="TH SarabunPSK" w:cs="TH SarabunPSK"/>
           <w:color w:val="000000" w:themeColor="text1"/>
@@ -740,12 +986,11 @@
           <w:szCs w:val="32"/>
           <w:cs/>
         </w:rPr>
-        <w:t xml:space="preserve">..............................................................................................................</w:t>
+        <w:t>................................................................................................................................................................................................................................................................................................................................................................................................................................................................................................................................</w:t>
       </w:r>
     </w:p>
     <w:p>
       <w:pPr>
-        <w:spacing w:before="0" w:after="0" w:line="240" w:lineRule="auto"/>
         <w:rPr>
           <w:rFonts w:ascii="TH SarabunPSK" w:hAnsi="TH SarabunPSK" w:cs="TH SarabunPSK"/>
           <w:color w:val="000000" w:themeColor="text1"/>
@@ -753,16 +998,37 @@
           <w:szCs w:val="32"/>
         </w:rPr>
       </w:pPr>
-      <w:r>
-        <w:rPr>
-          <w:rFonts w:ascii="TH SarabunPSK" w:hAnsi="TH SarabunPSK" w:cs="TH SarabunPSK" w:hint="cs"/>
-          <w:color w:val="000000" w:themeColor="text1"/>
-          <w:sz w:val="32"/>
-          <w:szCs w:val="32"/>
-          <w:cs/>
-        </w:rPr>
-        <w:t xml:space="preserve">..............................................................................................................</w:t>
-      </w:r>
+    </w:p>
+    <w:p>
+      <w:pPr>
+        <w:rPr>
+          <w:rFonts w:ascii="TH SarabunPSK" w:hAnsi="TH SarabunPSK" w:cs="TH SarabunPSK"/>
+          <w:color w:val="000000" w:themeColor="text1"/>
+          <w:sz w:val="32"/>
+          <w:szCs w:val="32"/>
+        </w:rPr>
+      </w:pPr>
+    </w:p>
+    <w:p>
+      <w:pPr>
+        <w:rPr>
+          <w:rFonts w:ascii="TH SarabunPSK" w:hAnsi="TH SarabunPSK" w:cs="TH SarabunPSK"/>
+          <w:color w:val="000000" w:themeColor="text1"/>
+          <w:sz w:val="32"/>
+          <w:szCs w:val="32"/>
+        </w:rPr>
+      </w:pPr>
+    </w:p>
+    <w:p>
+      <w:pPr>
+        <w:ind w:firstLine="720"/>
+        <w:rPr>
+          <w:rFonts w:ascii="TH SarabunPSK" w:hAnsi="TH SarabunPSK" w:cs="TH SarabunPSK"/>
+          <w:color w:val="000000" w:themeColor="text1"/>
+          <w:sz w:val="32"/>
+          <w:szCs w:val="32"/>
+        </w:rPr>
+      </w:pPr>
     </w:p>
     <w:p>
       <w:pPr>
@@ -1108,6 +1374,7 @@
           <w:sz w:val="32"/>
           <w:szCs w:val="32"/>
         </w:rPr>
+        <w:outlineLvl w:val="0"/>
       </w:pPr>
       <w:r>
         <w:rPr>
@@ -1248,6 +1515,7 @@
           <w:sz w:val="32"/>
           <w:szCs w:val="32"/>
         </w:rPr>
+        <w:outlineLvl w:val="0"/>
       </w:pPr>
       <w:r>
         <w:rPr>
@@ -1865,6 +2133,7 @@
           <w:sz w:val="32"/>
           <w:szCs w:val="32"/>
         </w:rPr>
+        <w:outlineLvl w:val="0"/>
       </w:pPr>
       <w:r>
         <w:rPr>
@@ -2245,6 +2514,7 @@
           <w:sz w:val="32"/>
           <w:szCs w:val="32"/>
         </w:rPr>
+        <w:outlineLvl w:val="0"/>
       </w:pPr>
       <w:r>
         <w:rPr>
@@ -9850,6 +10120,7 @@
           <w:sz w:val="32"/>
           <w:szCs w:val="32"/>
         </w:rPr>
+        <w:outlineLvl w:val="0"/>
       </w:pPr>
       <w:r>
         <w:rPr>
@@ -11699,6 +11970,7 @@
           <w:sz w:val="32"/>
           <w:szCs w:val="32"/>
         </w:rPr>
+        <w:outlineLvl w:val="0"/>
       </w:pPr>
       <w:r>
         <w:rPr>
@@ -12946,6 +13218,7 @@
           <w:sz w:val="32"/>
           <w:szCs w:val="32"/>
         </w:rPr>
+        <w:outlineLvl w:val="0"/>
       </w:pPr>
       <w:r>
         <w:rPr>
@@ -13476,6 +13749,7 @@
           <w:sz w:val="32"/>
           <w:szCs w:val="32"/>
         </w:rPr>
+        <w:outlineLvl w:val="0"/>
       </w:pPr>
       <w:r>
         <w:rPr>
@@ -13906,6 +14180,7 @@
           <w:sz w:val="32"/>
           <w:szCs w:val="32"/>
         </w:rPr>
+        <w:outlineLvl w:val="0"/>
       </w:pPr>
       <w:r>
         <w:rPr>
@@ -15665,6 +15940,7 @@
           <w:sz w:val="32"/>
           <w:szCs w:val="32"/>
         </w:rPr>
+        <w:outlineLvl w:val="0"/>
       </w:pPr>
       <w:r>
         <w:rPr>
@@ -16448,6 +16724,7 @@
           <w:sz w:val="32"/>
           <w:szCs w:val="32"/>
         </w:rPr>
+        <w:outlineLvl w:val="0"/>
       </w:pPr>
       <w:r>
         <w:rPr>

--- a/docs/SOP-document-control.docx
+++ b/docs/SOP-document-control.docx
@@ -25262,7 +25262,7 @@
               <w:szCs w:val="28"/>
               <w:cs/>
             </w:rPr>
-            <w:t>___</w:t>
+            <w:t>156</w:t>
           </w:r>
           <w:r>
             <w:rPr>
@@ -25280,7 +25280,7 @@
               <w:szCs w:val="28"/>
               <w:cs/>
             </w:rPr>
-            <w:t>__</w:t>
+            <w:t>025</w:t>
           </w:r>
         </w:p>
       </w:tc>
